--- a/list_templates/liste.docx
+++ b/list_templates/liste.docx
@@ -1,6 +1,6 @@
 
 <file path=word/document.xml><?xml version="1.0" encoding="utf-8"?>
-<w:document xmlns:wpc="http://schemas.microsoft.com/office/word/2010/wordprocessingCanvas" xmlns:cx="http://schemas.microsoft.com/office/drawing/2014/chartex" xmlns:cx1="http://schemas.microsoft.com/office/drawing/2015/9/8/chartex" xmlns:cx2="http://schemas.microsoft.com/office/drawing/2015/10/21/chartex" xmlns:cx3="http://schemas.microsoft.com/office/drawing/2016/5/9/chartex" xmlns:cx4="http://schemas.microsoft.com/office/drawing/2016/5/10/chartex" xmlns:cx5="http://schemas.microsoft.com/office/drawing/2016/5/11/chartex" xmlns:cx6="http://schemas.microsoft.com/office/drawing/2016/5/12/chartex" xmlns:cx7="http://schemas.microsoft.com/office/drawing/2016/5/13/chartex" xmlns:cx8="http://schemas.microsoft.com/office/drawing/2016/5/14/chartex" xmlns:mc="http://schemas.openxmlformats.org/markup-compatibility/2006" xmlns:aink="http://schemas.microsoft.com/office/drawing/2016/ink" xmlns:am3d="http://schemas.microsoft.com/office/drawing/2017/model3d" xmlns:o="urn:schemas-microsoft-com:office:office" xmlns:oel="http://schemas.microsoft.com/office/2019/extlst" xmlns:r="http://schemas.openxmlformats.org/officeDocument/2006/relationships" xmlns:m="http://schemas.openxmlformats.org/officeDocument/2006/math" xmlns:v="urn:schemas-microsoft-com:vml" xmlns:wp14="http://schemas.microsoft.com/office/word/2010/wordprocessingDrawing" xmlns:wp="http://schemas.openxmlformats.org/drawingml/2006/wordprocessingDrawing" xmlns:w10="urn:schemas-microsoft-com:office:word" xmlns:w="http://schemas.openxmlformats.org/wordprocessingml/2006/main" xmlns:w14="http://schemas.microsoft.com/office/word/2010/wordml" xmlns:w15="http://schemas.microsoft.com/office/word/2012/wordml" xmlns:w16cex="http://schemas.microsoft.com/office/word/2018/wordml/cex" xmlns:w16cid="http://schemas.microsoft.com/office/word/2016/wordml/cid" xmlns:w16="http://schemas.microsoft.com/office/word/2018/wordml" xmlns:w16sdtdh="http://schemas.microsoft.com/office/word/2020/wordml/sdtdatahash" xmlns:w16se="http://schemas.microsoft.com/office/word/2015/wordml/symex" xmlns:wpg="http://schemas.microsoft.com/office/word/2010/wordprocessingGroup" xmlns:wpi="http://schemas.microsoft.com/office/word/2010/wordprocessingInk" xmlns:wne="http://schemas.microsoft.com/office/word/2006/wordml" xmlns:wps="http://schemas.microsoft.com/office/word/2010/wordprocessingShape" mc:Ignorable="w14 w15 w16se w16cid w16 w16cex w16sdtdh wp14">
+<w:document xmlns:wpc="http://schemas.microsoft.com/office/word/2010/wordprocessingCanvas" xmlns:cx="http://schemas.microsoft.com/office/drawing/2014/chartex" xmlns:cx1="http://schemas.microsoft.com/office/drawing/2015/9/8/chartex" xmlns:cx2="http://schemas.microsoft.com/office/drawing/2015/10/21/chartex" xmlns:cx3="http://schemas.microsoft.com/office/drawing/2016/5/9/chartex" xmlns:cx4="http://schemas.microsoft.com/office/drawing/2016/5/10/chartex" xmlns:cx5="http://schemas.microsoft.com/office/drawing/2016/5/11/chartex" xmlns:cx6="http://schemas.microsoft.com/office/drawing/2016/5/12/chartex" xmlns:cx7="http://schemas.microsoft.com/office/drawing/2016/5/13/chartex" xmlns:cx8="http://schemas.microsoft.com/office/drawing/2016/5/14/chartex" xmlns:mc="http://schemas.openxmlformats.org/markup-compatibility/2006" xmlns:aink="http://schemas.microsoft.com/office/drawing/2016/ink" xmlns:am3d="http://schemas.microsoft.com/office/drawing/2017/model3d" xmlns:o="urn:schemas-microsoft-com:office:office" xmlns:oel="http://schemas.microsoft.com/office/2019/extlst" xmlns:r="http://schemas.openxmlformats.org/officeDocument/2006/relationships" xmlns:m="http://schemas.openxmlformats.org/officeDocument/2006/math" xmlns:v="urn:schemas-microsoft-com:vml" xmlns:wp14="http://schemas.microsoft.com/office/word/2010/wordprocessingDrawing" xmlns:wp="http://schemas.openxmlformats.org/drawingml/2006/wordprocessingDrawing" xmlns:w10="urn:schemas-microsoft-com:office:word" xmlns:w="http://schemas.openxmlformats.org/wordprocessingml/2006/main" xmlns:w14="http://schemas.microsoft.com/office/word/2010/wordml" xmlns:w15="http://schemas.microsoft.com/office/word/2012/wordml" xmlns:w16cex="http://schemas.microsoft.com/office/word/2018/wordml/cex" xmlns:w16cid="http://schemas.microsoft.com/office/word/2016/wordml/cid" xmlns:w16="http://schemas.microsoft.com/office/word/2018/wordml" xmlns:w16du="http://schemas.microsoft.com/office/word/2023/wordml/word16du" xmlns:w16sdtdh="http://schemas.microsoft.com/office/word/2020/wordml/sdtdatahash" xmlns:w16se="http://schemas.microsoft.com/office/word/2015/wordml/symex" xmlns:wpg="http://schemas.microsoft.com/office/word/2010/wordprocessingGroup" xmlns:wpi="http://schemas.microsoft.com/office/word/2010/wordprocessingInk" xmlns:wne="http://schemas.microsoft.com/office/word/2006/wordml" xmlns:wps="http://schemas.microsoft.com/office/word/2010/wordprocessingShape" mc:Ignorable="w14 w15 w16se w16cid w16 w16cex w16sdtdh w16du wp14">
   <w:body>
     <w:p>
       <w:pPr>
@@ -34,7 +34,7 @@
           <w:szCs w:val="40"/>
           <w:lang w:eastAsia="de-DE"/>
         </w:rPr>
-        <w:t>3</w:t>
+        <w:t>4</w:t>
       </w:r>
       <w:r>
         <w:rPr>
@@ -375,7 +375,6 @@
               </w:rPr>
               <w:t xml:space="preserve">Medikamente, Allergien </w:t>
             </w:r>
-            <w:proofErr w:type="spellStart"/>
             <w:proofErr w:type="gramStart"/>
             <w:r>
               <w:rPr>
@@ -387,7 +386,6 @@
               </w:rPr>
               <w:t>o.ä</w:t>
             </w:r>
-            <w:proofErr w:type="spellEnd"/>
             <w:proofErr w:type="gramEnd"/>
           </w:p>
         </w:tc>
@@ -1039,7 +1037,7 @@
 </file>
 
 <file path=word/endnotes.xml><?xml version="1.0" encoding="utf-8"?>
-<w:endnotes xmlns:wpc="http://schemas.microsoft.com/office/word/2010/wordprocessingCanvas" xmlns:cx="http://schemas.microsoft.com/office/drawing/2014/chartex" xmlns:cx1="http://schemas.microsoft.com/office/drawing/2015/9/8/chartex" xmlns:cx2="http://schemas.microsoft.com/office/drawing/2015/10/21/chartex" xmlns:cx3="http://schemas.microsoft.com/office/drawing/2016/5/9/chartex" xmlns:cx4="http://schemas.microsoft.com/office/drawing/2016/5/10/chartex" xmlns:cx5="http://schemas.microsoft.com/office/drawing/2016/5/11/chartex" xmlns:cx6="http://schemas.microsoft.com/office/drawing/2016/5/12/chartex" xmlns:cx7="http://schemas.microsoft.com/office/drawing/2016/5/13/chartex" xmlns:cx8="http://schemas.microsoft.com/office/drawing/2016/5/14/chartex" xmlns:mc="http://schemas.openxmlformats.org/markup-compatibility/2006" xmlns:aink="http://schemas.microsoft.com/office/drawing/2016/ink" xmlns:am3d="http://schemas.microsoft.com/office/drawing/2017/model3d" xmlns:o="urn:schemas-microsoft-com:office:office" xmlns:oel="http://schemas.microsoft.com/office/2019/extlst" xmlns:r="http://schemas.openxmlformats.org/officeDocument/2006/relationships" xmlns:m="http://schemas.openxmlformats.org/officeDocument/2006/math" xmlns:v="urn:schemas-microsoft-com:vml" xmlns:wp14="http://schemas.microsoft.com/office/word/2010/wordprocessingDrawing" xmlns:wp="http://schemas.openxmlformats.org/drawingml/2006/wordprocessingDrawing" xmlns:w10="urn:schemas-microsoft-com:office:word" xmlns:w="http://schemas.openxmlformats.org/wordprocessingml/2006/main" xmlns:w14="http://schemas.microsoft.com/office/word/2010/wordml" xmlns:w15="http://schemas.microsoft.com/office/word/2012/wordml" xmlns:w16cex="http://schemas.microsoft.com/office/word/2018/wordml/cex" xmlns:w16cid="http://schemas.microsoft.com/office/word/2016/wordml/cid" xmlns:w16="http://schemas.microsoft.com/office/word/2018/wordml" xmlns:w16sdtdh="http://schemas.microsoft.com/office/word/2020/wordml/sdtdatahash" xmlns:w16se="http://schemas.microsoft.com/office/word/2015/wordml/symex" xmlns:wpg="http://schemas.microsoft.com/office/word/2010/wordprocessingGroup" xmlns:wpi="http://schemas.microsoft.com/office/word/2010/wordprocessingInk" xmlns:wne="http://schemas.microsoft.com/office/word/2006/wordml" xmlns:wps="http://schemas.microsoft.com/office/word/2010/wordprocessingShape" mc:Ignorable="w14 w15 w16se w16cid w16 w16cex w16sdtdh wp14">
+<w:endnotes xmlns:wpc="http://schemas.microsoft.com/office/word/2010/wordprocessingCanvas" xmlns:cx="http://schemas.microsoft.com/office/drawing/2014/chartex" xmlns:cx1="http://schemas.microsoft.com/office/drawing/2015/9/8/chartex" xmlns:cx2="http://schemas.microsoft.com/office/drawing/2015/10/21/chartex" xmlns:cx3="http://schemas.microsoft.com/office/drawing/2016/5/9/chartex" xmlns:cx4="http://schemas.microsoft.com/office/drawing/2016/5/10/chartex" xmlns:cx5="http://schemas.microsoft.com/office/drawing/2016/5/11/chartex" xmlns:cx6="http://schemas.microsoft.com/office/drawing/2016/5/12/chartex" xmlns:cx7="http://schemas.microsoft.com/office/drawing/2016/5/13/chartex" xmlns:cx8="http://schemas.microsoft.com/office/drawing/2016/5/14/chartex" xmlns:mc="http://schemas.openxmlformats.org/markup-compatibility/2006" xmlns:aink="http://schemas.microsoft.com/office/drawing/2016/ink" xmlns:am3d="http://schemas.microsoft.com/office/drawing/2017/model3d" xmlns:o="urn:schemas-microsoft-com:office:office" xmlns:oel="http://schemas.microsoft.com/office/2019/extlst" xmlns:r="http://schemas.openxmlformats.org/officeDocument/2006/relationships" xmlns:m="http://schemas.openxmlformats.org/officeDocument/2006/math" xmlns:v="urn:schemas-microsoft-com:vml" xmlns:wp14="http://schemas.microsoft.com/office/word/2010/wordprocessingDrawing" xmlns:wp="http://schemas.openxmlformats.org/drawingml/2006/wordprocessingDrawing" xmlns:w10="urn:schemas-microsoft-com:office:word" xmlns:w="http://schemas.openxmlformats.org/wordprocessingml/2006/main" xmlns:w14="http://schemas.microsoft.com/office/word/2010/wordml" xmlns:w15="http://schemas.microsoft.com/office/word/2012/wordml" xmlns:w16cex="http://schemas.microsoft.com/office/word/2018/wordml/cex" xmlns:w16cid="http://schemas.microsoft.com/office/word/2016/wordml/cid" xmlns:w16="http://schemas.microsoft.com/office/word/2018/wordml" xmlns:w16du="http://schemas.microsoft.com/office/word/2023/wordml/word16du" xmlns:w16sdtdh="http://schemas.microsoft.com/office/word/2020/wordml/sdtdatahash" xmlns:w16se="http://schemas.microsoft.com/office/word/2015/wordml/symex" xmlns:wpg="http://schemas.microsoft.com/office/word/2010/wordprocessingGroup" xmlns:wpi="http://schemas.microsoft.com/office/word/2010/wordprocessingInk" xmlns:wne="http://schemas.microsoft.com/office/word/2006/wordml" xmlns:wps="http://schemas.microsoft.com/office/word/2010/wordprocessingShape" mc:Ignorable="w14 w15 w16se w16cid w16 w16cex w16sdtdh w16du wp14">
   <w:endnote w:type="separator" w:id="-1">
     <w:p>
       <w:pPr>
@@ -1064,7 +1062,7 @@
 </file>
 
 <file path=word/footer1.xml><?xml version="1.0" encoding="utf-8"?>
-<w:ftr xmlns:wpc="http://schemas.microsoft.com/office/word/2010/wordprocessingCanvas" xmlns:cx="http://schemas.microsoft.com/office/drawing/2014/chartex" xmlns:cx1="http://schemas.microsoft.com/office/drawing/2015/9/8/chartex" xmlns:cx2="http://schemas.microsoft.com/office/drawing/2015/10/21/chartex" xmlns:cx3="http://schemas.microsoft.com/office/drawing/2016/5/9/chartex" xmlns:cx4="http://schemas.microsoft.com/office/drawing/2016/5/10/chartex" xmlns:cx5="http://schemas.microsoft.com/office/drawing/2016/5/11/chartex" xmlns:cx6="http://schemas.microsoft.com/office/drawing/2016/5/12/chartex" xmlns:cx7="http://schemas.microsoft.com/office/drawing/2016/5/13/chartex" xmlns:cx8="http://schemas.microsoft.com/office/drawing/2016/5/14/chartex" xmlns:mc="http://schemas.openxmlformats.org/markup-compatibility/2006" xmlns:aink="http://schemas.microsoft.com/office/drawing/2016/ink" xmlns:am3d="http://schemas.microsoft.com/office/drawing/2017/model3d" xmlns:o="urn:schemas-microsoft-com:office:office" xmlns:oel="http://schemas.microsoft.com/office/2019/extlst" xmlns:r="http://schemas.openxmlformats.org/officeDocument/2006/relationships" xmlns:m="http://schemas.openxmlformats.org/officeDocument/2006/math" xmlns:v="urn:schemas-microsoft-com:vml" xmlns:wp14="http://schemas.microsoft.com/office/word/2010/wordprocessingDrawing" xmlns:wp="http://schemas.openxmlformats.org/drawingml/2006/wordprocessingDrawing" xmlns:w10="urn:schemas-microsoft-com:office:word" xmlns:w="http://schemas.openxmlformats.org/wordprocessingml/2006/main" xmlns:w14="http://schemas.microsoft.com/office/word/2010/wordml" xmlns:w15="http://schemas.microsoft.com/office/word/2012/wordml" xmlns:w16cex="http://schemas.microsoft.com/office/word/2018/wordml/cex" xmlns:w16cid="http://schemas.microsoft.com/office/word/2016/wordml/cid" xmlns:w16="http://schemas.microsoft.com/office/word/2018/wordml" xmlns:w16sdtdh="http://schemas.microsoft.com/office/word/2020/wordml/sdtdatahash" xmlns:w16se="http://schemas.microsoft.com/office/word/2015/wordml/symex" xmlns:wpg="http://schemas.microsoft.com/office/word/2010/wordprocessingGroup" xmlns:wpi="http://schemas.microsoft.com/office/word/2010/wordprocessingInk" xmlns:wne="http://schemas.microsoft.com/office/word/2006/wordml" xmlns:wps="http://schemas.microsoft.com/office/word/2010/wordprocessingShape" mc:Ignorable="w14 w15 w16se w16cid w16 w16cex w16sdtdh wp14">
+<w:ftr xmlns:wpc="http://schemas.microsoft.com/office/word/2010/wordprocessingCanvas" xmlns:cx="http://schemas.microsoft.com/office/drawing/2014/chartex" xmlns:cx1="http://schemas.microsoft.com/office/drawing/2015/9/8/chartex" xmlns:cx2="http://schemas.microsoft.com/office/drawing/2015/10/21/chartex" xmlns:cx3="http://schemas.microsoft.com/office/drawing/2016/5/9/chartex" xmlns:cx4="http://schemas.microsoft.com/office/drawing/2016/5/10/chartex" xmlns:cx5="http://schemas.microsoft.com/office/drawing/2016/5/11/chartex" xmlns:cx6="http://schemas.microsoft.com/office/drawing/2016/5/12/chartex" xmlns:cx7="http://schemas.microsoft.com/office/drawing/2016/5/13/chartex" xmlns:cx8="http://schemas.microsoft.com/office/drawing/2016/5/14/chartex" xmlns:mc="http://schemas.openxmlformats.org/markup-compatibility/2006" xmlns:aink="http://schemas.microsoft.com/office/drawing/2016/ink" xmlns:am3d="http://schemas.microsoft.com/office/drawing/2017/model3d" xmlns:o="urn:schemas-microsoft-com:office:office" xmlns:oel="http://schemas.microsoft.com/office/2019/extlst" xmlns:r="http://schemas.openxmlformats.org/officeDocument/2006/relationships" xmlns:m="http://schemas.openxmlformats.org/officeDocument/2006/math" xmlns:v="urn:schemas-microsoft-com:vml" xmlns:wp14="http://schemas.microsoft.com/office/word/2010/wordprocessingDrawing" xmlns:wp="http://schemas.openxmlformats.org/drawingml/2006/wordprocessingDrawing" xmlns:w10="urn:schemas-microsoft-com:office:word" xmlns:w="http://schemas.openxmlformats.org/wordprocessingml/2006/main" xmlns:w14="http://schemas.microsoft.com/office/word/2010/wordml" xmlns:w15="http://schemas.microsoft.com/office/word/2012/wordml" xmlns:w16cex="http://schemas.microsoft.com/office/word/2018/wordml/cex" xmlns:w16cid="http://schemas.microsoft.com/office/word/2016/wordml/cid" xmlns:w16="http://schemas.microsoft.com/office/word/2018/wordml" xmlns:w16du="http://schemas.microsoft.com/office/word/2023/wordml/word16du" xmlns:w16sdtdh="http://schemas.microsoft.com/office/word/2020/wordml/sdtdatahash" xmlns:w16se="http://schemas.microsoft.com/office/word/2015/wordml/symex" xmlns:wpg="http://schemas.microsoft.com/office/word/2010/wordprocessingGroup" xmlns:wpi="http://schemas.microsoft.com/office/word/2010/wordprocessingInk" xmlns:wne="http://schemas.microsoft.com/office/word/2006/wordml" xmlns:wps="http://schemas.microsoft.com/office/word/2010/wordprocessingShape" mc:Ignorable="w14 w15 w16se w16cid w16 w16cex w16sdtdh w16du wp14">
   <w:p>
     <w:pPr>
       <w:pStyle w:val="Fuzeile"/>
@@ -1074,7 +1072,7 @@
 </file>
 
 <file path=word/footer2.xml><?xml version="1.0" encoding="utf-8"?>
-<w:ftr xmlns:wpc="http://schemas.microsoft.com/office/word/2010/wordprocessingCanvas" xmlns:cx="http://schemas.microsoft.com/office/drawing/2014/chartex" xmlns:cx1="http://schemas.microsoft.com/office/drawing/2015/9/8/chartex" xmlns:cx2="http://schemas.microsoft.com/office/drawing/2015/10/21/chartex" xmlns:cx3="http://schemas.microsoft.com/office/drawing/2016/5/9/chartex" xmlns:cx4="http://schemas.microsoft.com/office/drawing/2016/5/10/chartex" xmlns:cx5="http://schemas.microsoft.com/office/drawing/2016/5/11/chartex" xmlns:cx6="http://schemas.microsoft.com/office/drawing/2016/5/12/chartex" xmlns:cx7="http://schemas.microsoft.com/office/drawing/2016/5/13/chartex" xmlns:cx8="http://schemas.microsoft.com/office/drawing/2016/5/14/chartex" xmlns:mc="http://schemas.openxmlformats.org/markup-compatibility/2006" xmlns:aink="http://schemas.microsoft.com/office/drawing/2016/ink" xmlns:am3d="http://schemas.microsoft.com/office/drawing/2017/model3d" xmlns:o="urn:schemas-microsoft-com:office:office" xmlns:oel="http://schemas.microsoft.com/office/2019/extlst" xmlns:r="http://schemas.openxmlformats.org/officeDocument/2006/relationships" xmlns:m="http://schemas.openxmlformats.org/officeDocument/2006/math" xmlns:v="urn:schemas-microsoft-com:vml" xmlns:wp14="http://schemas.microsoft.com/office/word/2010/wordprocessingDrawing" xmlns:wp="http://schemas.openxmlformats.org/drawingml/2006/wordprocessingDrawing" xmlns:w10="urn:schemas-microsoft-com:office:word" xmlns:w="http://schemas.openxmlformats.org/wordprocessingml/2006/main" xmlns:w14="http://schemas.microsoft.com/office/word/2010/wordml" xmlns:w15="http://schemas.microsoft.com/office/word/2012/wordml" xmlns:w16cex="http://schemas.microsoft.com/office/word/2018/wordml/cex" xmlns:w16cid="http://schemas.microsoft.com/office/word/2016/wordml/cid" xmlns:w16="http://schemas.microsoft.com/office/word/2018/wordml" xmlns:w16sdtdh="http://schemas.microsoft.com/office/word/2020/wordml/sdtdatahash" xmlns:w16se="http://schemas.microsoft.com/office/word/2015/wordml/symex" xmlns:wpg="http://schemas.microsoft.com/office/word/2010/wordprocessingGroup" xmlns:wpi="http://schemas.microsoft.com/office/word/2010/wordprocessingInk" xmlns:wne="http://schemas.microsoft.com/office/word/2006/wordml" xmlns:wps="http://schemas.microsoft.com/office/word/2010/wordprocessingShape" mc:Ignorable="w14 w15 w16se w16cid w16 w16cex w16sdtdh wp14">
+<w:ftr xmlns:wpc="http://schemas.microsoft.com/office/word/2010/wordprocessingCanvas" xmlns:cx="http://schemas.microsoft.com/office/drawing/2014/chartex" xmlns:cx1="http://schemas.microsoft.com/office/drawing/2015/9/8/chartex" xmlns:cx2="http://schemas.microsoft.com/office/drawing/2015/10/21/chartex" xmlns:cx3="http://schemas.microsoft.com/office/drawing/2016/5/9/chartex" xmlns:cx4="http://schemas.microsoft.com/office/drawing/2016/5/10/chartex" xmlns:cx5="http://schemas.microsoft.com/office/drawing/2016/5/11/chartex" xmlns:cx6="http://schemas.microsoft.com/office/drawing/2016/5/12/chartex" xmlns:cx7="http://schemas.microsoft.com/office/drawing/2016/5/13/chartex" xmlns:cx8="http://schemas.microsoft.com/office/drawing/2016/5/14/chartex" xmlns:mc="http://schemas.openxmlformats.org/markup-compatibility/2006" xmlns:aink="http://schemas.microsoft.com/office/drawing/2016/ink" xmlns:am3d="http://schemas.microsoft.com/office/drawing/2017/model3d" xmlns:o="urn:schemas-microsoft-com:office:office" xmlns:oel="http://schemas.microsoft.com/office/2019/extlst" xmlns:r="http://schemas.openxmlformats.org/officeDocument/2006/relationships" xmlns:m="http://schemas.openxmlformats.org/officeDocument/2006/math" xmlns:v="urn:schemas-microsoft-com:vml" xmlns:wp14="http://schemas.microsoft.com/office/word/2010/wordprocessingDrawing" xmlns:wp="http://schemas.openxmlformats.org/drawingml/2006/wordprocessingDrawing" xmlns:w10="urn:schemas-microsoft-com:office:word" xmlns:w="http://schemas.openxmlformats.org/wordprocessingml/2006/main" xmlns:w14="http://schemas.microsoft.com/office/word/2010/wordml" xmlns:w15="http://schemas.microsoft.com/office/word/2012/wordml" xmlns:w16cex="http://schemas.microsoft.com/office/word/2018/wordml/cex" xmlns:w16cid="http://schemas.microsoft.com/office/word/2016/wordml/cid" xmlns:w16="http://schemas.microsoft.com/office/word/2018/wordml" xmlns:w16du="http://schemas.microsoft.com/office/word/2023/wordml/word16du" xmlns:w16sdtdh="http://schemas.microsoft.com/office/word/2020/wordml/sdtdatahash" xmlns:w16se="http://schemas.microsoft.com/office/word/2015/wordml/symex" xmlns:wpg="http://schemas.microsoft.com/office/word/2010/wordprocessingGroup" xmlns:wpi="http://schemas.microsoft.com/office/word/2010/wordprocessingInk" xmlns:wne="http://schemas.microsoft.com/office/word/2006/wordml" xmlns:wps="http://schemas.microsoft.com/office/word/2010/wordprocessingShape" mc:Ignorable="w14 w15 w16se w16cid w16 w16cex w16sdtdh w16du wp14">
   <w:sdt>
     <w:sdtPr>
       <w:id w:val="1951117960"/>
@@ -1135,7 +1133,7 @@
 </file>
 
 <file path=word/footer3.xml><?xml version="1.0" encoding="utf-8"?>
-<w:ftr xmlns:wpc="http://schemas.microsoft.com/office/word/2010/wordprocessingCanvas" xmlns:cx="http://schemas.microsoft.com/office/drawing/2014/chartex" xmlns:cx1="http://schemas.microsoft.com/office/drawing/2015/9/8/chartex" xmlns:cx2="http://schemas.microsoft.com/office/drawing/2015/10/21/chartex" xmlns:cx3="http://schemas.microsoft.com/office/drawing/2016/5/9/chartex" xmlns:cx4="http://schemas.microsoft.com/office/drawing/2016/5/10/chartex" xmlns:cx5="http://schemas.microsoft.com/office/drawing/2016/5/11/chartex" xmlns:cx6="http://schemas.microsoft.com/office/drawing/2016/5/12/chartex" xmlns:cx7="http://schemas.microsoft.com/office/drawing/2016/5/13/chartex" xmlns:cx8="http://schemas.microsoft.com/office/drawing/2016/5/14/chartex" xmlns:mc="http://schemas.openxmlformats.org/markup-compatibility/2006" xmlns:aink="http://schemas.microsoft.com/office/drawing/2016/ink" xmlns:am3d="http://schemas.microsoft.com/office/drawing/2017/model3d" xmlns:o="urn:schemas-microsoft-com:office:office" xmlns:oel="http://schemas.microsoft.com/office/2019/extlst" xmlns:r="http://schemas.openxmlformats.org/officeDocument/2006/relationships" xmlns:m="http://schemas.openxmlformats.org/officeDocument/2006/math" xmlns:v="urn:schemas-microsoft-com:vml" xmlns:wp14="http://schemas.microsoft.com/office/word/2010/wordprocessingDrawing" xmlns:wp="http://schemas.openxmlformats.org/drawingml/2006/wordprocessingDrawing" xmlns:w10="urn:schemas-microsoft-com:office:word" xmlns:w="http://schemas.openxmlformats.org/wordprocessingml/2006/main" xmlns:w14="http://schemas.microsoft.com/office/word/2010/wordml" xmlns:w15="http://schemas.microsoft.com/office/word/2012/wordml" xmlns:w16cex="http://schemas.microsoft.com/office/word/2018/wordml/cex" xmlns:w16cid="http://schemas.microsoft.com/office/word/2016/wordml/cid" xmlns:w16="http://schemas.microsoft.com/office/word/2018/wordml" xmlns:w16sdtdh="http://schemas.microsoft.com/office/word/2020/wordml/sdtdatahash" xmlns:w16se="http://schemas.microsoft.com/office/word/2015/wordml/symex" xmlns:wpg="http://schemas.microsoft.com/office/word/2010/wordprocessingGroup" xmlns:wpi="http://schemas.microsoft.com/office/word/2010/wordprocessingInk" xmlns:wne="http://schemas.microsoft.com/office/word/2006/wordml" xmlns:wps="http://schemas.microsoft.com/office/word/2010/wordprocessingShape" mc:Ignorable="w14 w15 w16se w16cid w16 w16cex w16sdtdh wp14">
+<w:ftr xmlns:wpc="http://schemas.microsoft.com/office/word/2010/wordprocessingCanvas" xmlns:cx="http://schemas.microsoft.com/office/drawing/2014/chartex" xmlns:cx1="http://schemas.microsoft.com/office/drawing/2015/9/8/chartex" xmlns:cx2="http://schemas.microsoft.com/office/drawing/2015/10/21/chartex" xmlns:cx3="http://schemas.microsoft.com/office/drawing/2016/5/9/chartex" xmlns:cx4="http://schemas.microsoft.com/office/drawing/2016/5/10/chartex" xmlns:cx5="http://schemas.microsoft.com/office/drawing/2016/5/11/chartex" xmlns:cx6="http://schemas.microsoft.com/office/drawing/2016/5/12/chartex" xmlns:cx7="http://schemas.microsoft.com/office/drawing/2016/5/13/chartex" xmlns:cx8="http://schemas.microsoft.com/office/drawing/2016/5/14/chartex" xmlns:mc="http://schemas.openxmlformats.org/markup-compatibility/2006" xmlns:aink="http://schemas.microsoft.com/office/drawing/2016/ink" xmlns:am3d="http://schemas.microsoft.com/office/drawing/2017/model3d" xmlns:o="urn:schemas-microsoft-com:office:office" xmlns:oel="http://schemas.microsoft.com/office/2019/extlst" xmlns:r="http://schemas.openxmlformats.org/officeDocument/2006/relationships" xmlns:m="http://schemas.openxmlformats.org/officeDocument/2006/math" xmlns:v="urn:schemas-microsoft-com:vml" xmlns:wp14="http://schemas.microsoft.com/office/word/2010/wordprocessingDrawing" xmlns:wp="http://schemas.openxmlformats.org/drawingml/2006/wordprocessingDrawing" xmlns:w10="urn:schemas-microsoft-com:office:word" xmlns:w="http://schemas.openxmlformats.org/wordprocessingml/2006/main" xmlns:w14="http://schemas.microsoft.com/office/word/2010/wordml" xmlns:w15="http://schemas.microsoft.com/office/word/2012/wordml" xmlns:w16cex="http://schemas.microsoft.com/office/word/2018/wordml/cex" xmlns:w16cid="http://schemas.microsoft.com/office/word/2016/wordml/cid" xmlns:w16="http://schemas.microsoft.com/office/word/2018/wordml" xmlns:w16du="http://schemas.microsoft.com/office/word/2023/wordml/word16du" xmlns:w16sdtdh="http://schemas.microsoft.com/office/word/2020/wordml/sdtdatahash" xmlns:w16se="http://schemas.microsoft.com/office/word/2015/wordml/symex" xmlns:wpg="http://schemas.microsoft.com/office/word/2010/wordprocessingGroup" xmlns:wpi="http://schemas.microsoft.com/office/word/2010/wordprocessingInk" xmlns:wne="http://schemas.microsoft.com/office/word/2006/wordml" xmlns:wps="http://schemas.microsoft.com/office/word/2010/wordprocessingShape" mc:Ignorable="w14 w15 w16se w16cid w16 w16cex w16sdtdh w16du wp14">
   <w:p>
     <w:pPr>
       <w:pStyle w:val="Fuzeile"/>
@@ -1145,7 +1143,7 @@
 </file>
 
 <file path=word/footnotes.xml><?xml version="1.0" encoding="utf-8"?>
-<w:footnotes xmlns:wpc="http://schemas.microsoft.com/office/word/2010/wordprocessingCanvas" xmlns:cx="http://schemas.microsoft.com/office/drawing/2014/chartex" xmlns:cx1="http://schemas.microsoft.com/office/drawing/2015/9/8/chartex" xmlns:cx2="http://schemas.microsoft.com/office/drawing/2015/10/21/chartex" xmlns:cx3="http://schemas.microsoft.com/office/drawing/2016/5/9/chartex" xmlns:cx4="http://schemas.microsoft.com/office/drawing/2016/5/10/chartex" xmlns:cx5="http://schemas.microsoft.com/office/drawing/2016/5/11/chartex" xmlns:cx6="http://schemas.microsoft.com/office/drawing/2016/5/12/chartex" xmlns:cx7="http://schemas.microsoft.com/office/drawing/2016/5/13/chartex" xmlns:cx8="http://schemas.microsoft.com/office/drawing/2016/5/14/chartex" xmlns:mc="http://schemas.openxmlformats.org/markup-compatibility/2006" xmlns:aink="http://schemas.microsoft.com/office/drawing/2016/ink" xmlns:am3d="http://schemas.microsoft.com/office/drawing/2017/model3d" xmlns:o="urn:schemas-microsoft-com:office:office" xmlns:oel="http://schemas.microsoft.com/office/2019/extlst" xmlns:r="http://schemas.openxmlformats.org/officeDocument/2006/relationships" xmlns:m="http://schemas.openxmlformats.org/officeDocument/2006/math" xmlns:v="urn:schemas-microsoft-com:vml" xmlns:wp14="http://schemas.microsoft.com/office/word/2010/wordprocessingDrawing" xmlns:wp="http://schemas.openxmlformats.org/drawingml/2006/wordprocessingDrawing" xmlns:w10="urn:schemas-microsoft-com:office:word" xmlns:w="http://schemas.openxmlformats.org/wordprocessingml/2006/main" xmlns:w14="http://schemas.microsoft.com/office/word/2010/wordml" xmlns:w15="http://schemas.microsoft.com/office/word/2012/wordml" xmlns:w16cex="http://schemas.microsoft.com/office/word/2018/wordml/cex" xmlns:w16cid="http://schemas.microsoft.com/office/word/2016/wordml/cid" xmlns:w16="http://schemas.microsoft.com/office/word/2018/wordml" xmlns:w16sdtdh="http://schemas.microsoft.com/office/word/2020/wordml/sdtdatahash" xmlns:w16se="http://schemas.microsoft.com/office/word/2015/wordml/symex" xmlns:wpg="http://schemas.microsoft.com/office/word/2010/wordprocessingGroup" xmlns:wpi="http://schemas.microsoft.com/office/word/2010/wordprocessingInk" xmlns:wne="http://schemas.microsoft.com/office/word/2006/wordml" xmlns:wps="http://schemas.microsoft.com/office/word/2010/wordprocessingShape" mc:Ignorable="w14 w15 w16se w16cid w16 w16cex w16sdtdh wp14">
+<w:footnotes xmlns:wpc="http://schemas.microsoft.com/office/word/2010/wordprocessingCanvas" xmlns:cx="http://schemas.microsoft.com/office/drawing/2014/chartex" xmlns:cx1="http://schemas.microsoft.com/office/drawing/2015/9/8/chartex" xmlns:cx2="http://schemas.microsoft.com/office/drawing/2015/10/21/chartex" xmlns:cx3="http://schemas.microsoft.com/office/drawing/2016/5/9/chartex" xmlns:cx4="http://schemas.microsoft.com/office/drawing/2016/5/10/chartex" xmlns:cx5="http://schemas.microsoft.com/office/drawing/2016/5/11/chartex" xmlns:cx6="http://schemas.microsoft.com/office/drawing/2016/5/12/chartex" xmlns:cx7="http://schemas.microsoft.com/office/drawing/2016/5/13/chartex" xmlns:cx8="http://schemas.microsoft.com/office/drawing/2016/5/14/chartex" xmlns:mc="http://schemas.openxmlformats.org/markup-compatibility/2006" xmlns:aink="http://schemas.microsoft.com/office/drawing/2016/ink" xmlns:am3d="http://schemas.microsoft.com/office/drawing/2017/model3d" xmlns:o="urn:schemas-microsoft-com:office:office" xmlns:oel="http://schemas.microsoft.com/office/2019/extlst" xmlns:r="http://schemas.openxmlformats.org/officeDocument/2006/relationships" xmlns:m="http://schemas.openxmlformats.org/officeDocument/2006/math" xmlns:v="urn:schemas-microsoft-com:vml" xmlns:wp14="http://schemas.microsoft.com/office/word/2010/wordprocessingDrawing" xmlns:wp="http://schemas.openxmlformats.org/drawingml/2006/wordprocessingDrawing" xmlns:w10="urn:schemas-microsoft-com:office:word" xmlns:w="http://schemas.openxmlformats.org/wordprocessingml/2006/main" xmlns:w14="http://schemas.microsoft.com/office/word/2010/wordml" xmlns:w15="http://schemas.microsoft.com/office/word/2012/wordml" xmlns:w16cex="http://schemas.microsoft.com/office/word/2018/wordml/cex" xmlns:w16cid="http://schemas.microsoft.com/office/word/2016/wordml/cid" xmlns:w16="http://schemas.microsoft.com/office/word/2018/wordml" xmlns:w16du="http://schemas.microsoft.com/office/word/2023/wordml/word16du" xmlns:w16sdtdh="http://schemas.microsoft.com/office/word/2020/wordml/sdtdatahash" xmlns:w16se="http://schemas.microsoft.com/office/word/2015/wordml/symex" xmlns:wpg="http://schemas.microsoft.com/office/word/2010/wordprocessingGroup" xmlns:wpi="http://schemas.microsoft.com/office/word/2010/wordprocessingInk" xmlns:wne="http://schemas.microsoft.com/office/word/2006/wordml" xmlns:wps="http://schemas.microsoft.com/office/word/2010/wordprocessingShape" mc:Ignorable="w14 w15 w16se w16cid w16 w16cex w16sdtdh w16du wp14">
   <w:footnote w:type="separator" w:id="-1">
     <w:p>
       <w:pPr>
@@ -1170,7 +1168,7 @@
 </file>
 
 <file path=word/header1.xml><?xml version="1.0" encoding="utf-8"?>
-<w:hdr xmlns:wpc="http://schemas.microsoft.com/office/word/2010/wordprocessingCanvas" xmlns:cx="http://schemas.microsoft.com/office/drawing/2014/chartex" xmlns:cx1="http://schemas.microsoft.com/office/drawing/2015/9/8/chartex" xmlns:cx2="http://schemas.microsoft.com/office/drawing/2015/10/21/chartex" xmlns:cx3="http://schemas.microsoft.com/office/drawing/2016/5/9/chartex" xmlns:cx4="http://schemas.microsoft.com/office/drawing/2016/5/10/chartex" xmlns:cx5="http://schemas.microsoft.com/office/drawing/2016/5/11/chartex" xmlns:cx6="http://schemas.microsoft.com/office/drawing/2016/5/12/chartex" xmlns:cx7="http://schemas.microsoft.com/office/drawing/2016/5/13/chartex" xmlns:cx8="http://schemas.microsoft.com/office/drawing/2016/5/14/chartex" xmlns:mc="http://schemas.openxmlformats.org/markup-compatibility/2006" xmlns:aink="http://schemas.microsoft.com/office/drawing/2016/ink" xmlns:am3d="http://schemas.microsoft.com/office/drawing/2017/model3d" xmlns:o="urn:schemas-microsoft-com:office:office" xmlns:oel="http://schemas.microsoft.com/office/2019/extlst" xmlns:r="http://schemas.openxmlformats.org/officeDocument/2006/relationships" xmlns:m="http://schemas.openxmlformats.org/officeDocument/2006/math" xmlns:v="urn:schemas-microsoft-com:vml" xmlns:wp14="http://schemas.microsoft.com/office/word/2010/wordprocessingDrawing" xmlns:wp="http://schemas.openxmlformats.org/drawingml/2006/wordprocessingDrawing" xmlns:w10="urn:schemas-microsoft-com:office:word" xmlns:w="http://schemas.openxmlformats.org/wordprocessingml/2006/main" xmlns:w14="http://schemas.microsoft.com/office/word/2010/wordml" xmlns:w15="http://schemas.microsoft.com/office/word/2012/wordml" xmlns:w16cex="http://schemas.microsoft.com/office/word/2018/wordml/cex" xmlns:w16cid="http://schemas.microsoft.com/office/word/2016/wordml/cid" xmlns:w16="http://schemas.microsoft.com/office/word/2018/wordml" xmlns:w16sdtdh="http://schemas.microsoft.com/office/word/2020/wordml/sdtdatahash" xmlns:w16se="http://schemas.microsoft.com/office/word/2015/wordml/symex" xmlns:wpg="http://schemas.microsoft.com/office/word/2010/wordprocessingGroup" xmlns:wpi="http://schemas.microsoft.com/office/word/2010/wordprocessingInk" xmlns:wne="http://schemas.microsoft.com/office/word/2006/wordml" xmlns:wps="http://schemas.microsoft.com/office/word/2010/wordprocessingShape" mc:Ignorable="w14 w15 w16se w16cid w16 w16cex w16sdtdh wp14">
+<w:hdr xmlns:wpc="http://schemas.microsoft.com/office/word/2010/wordprocessingCanvas" xmlns:cx="http://schemas.microsoft.com/office/drawing/2014/chartex" xmlns:cx1="http://schemas.microsoft.com/office/drawing/2015/9/8/chartex" xmlns:cx2="http://schemas.microsoft.com/office/drawing/2015/10/21/chartex" xmlns:cx3="http://schemas.microsoft.com/office/drawing/2016/5/9/chartex" xmlns:cx4="http://schemas.microsoft.com/office/drawing/2016/5/10/chartex" xmlns:cx5="http://schemas.microsoft.com/office/drawing/2016/5/11/chartex" xmlns:cx6="http://schemas.microsoft.com/office/drawing/2016/5/12/chartex" xmlns:cx7="http://schemas.microsoft.com/office/drawing/2016/5/13/chartex" xmlns:cx8="http://schemas.microsoft.com/office/drawing/2016/5/14/chartex" xmlns:mc="http://schemas.openxmlformats.org/markup-compatibility/2006" xmlns:aink="http://schemas.microsoft.com/office/drawing/2016/ink" xmlns:am3d="http://schemas.microsoft.com/office/drawing/2017/model3d" xmlns:o="urn:schemas-microsoft-com:office:office" xmlns:oel="http://schemas.microsoft.com/office/2019/extlst" xmlns:r="http://schemas.openxmlformats.org/officeDocument/2006/relationships" xmlns:m="http://schemas.openxmlformats.org/officeDocument/2006/math" xmlns:v="urn:schemas-microsoft-com:vml" xmlns:wp14="http://schemas.microsoft.com/office/word/2010/wordprocessingDrawing" xmlns:wp="http://schemas.openxmlformats.org/drawingml/2006/wordprocessingDrawing" xmlns:w10="urn:schemas-microsoft-com:office:word" xmlns:w="http://schemas.openxmlformats.org/wordprocessingml/2006/main" xmlns:w14="http://schemas.microsoft.com/office/word/2010/wordml" xmlns:w15="http://schemas.microsoft.com/office/word/2012/wordml" xmlns:w16cex="http://schemas.microsoft.com/office/word/2018/wordml/cex" xmlns:w16cid="http://schemas.microsoft.com/office/word/2016/wordml/cid" xmlns:w16="http://schemas.microsoft.com/office/word/2018/wordml" xmlns:w16du="http://schemas.microsoft.com/office/word/2023/wordml/word16du" xmlns:w16sdtdh="http://schemas.microsoft.com/office/word/2020/wordml/sdtdatahash" xmlns:w16se="http://schemas.microsoft.com/office/word/2015/wordml/symex" xmlns:wpg="http://schemas.microsoft.com/office/word/2010/wordprocessingGroup" xmlns:wpi="http://schemas.microsoft.com/office/word/2010/wordprocessingInk" xmlns:wne="http://schemas.microsoft.com/office/word/2006/wordml" xmlns:wps="http://schemas.microsoft.com/office/word/2010/wordprocessingShape" mc:Ignorable="w14 w15 w16se w16cid w16 w16cex w16sdtdh w16du wp14">
   <w:p>
     <w:pPr>
       <w:pStyle w:val="Kopfzeile"/>
@@ -1180,7 +1178,7 @@
 </file>
 
 <file path=word/header2.xml><?xml version="1.0" encoding="utf-8"?>
-<w:hdr xmlns:wpc="http://schemas.microsoft.com/office/word/2010/wordprocessingCanvas" xmlns:cx="http://schemas.microsoft.com/office/drawing/2014/chartex" xmlns:cx1="http://schemas.microsoft.com/office/drawing/2015/9/8/chartex" xmlns:cx2="http://schemas.microsoft.com/office/drawing/2015/10/21/chartex" xmlns:cx3="http://schemas.microsoft.com/office/drawing/2016/5/9/chartex" xmlns:cx4="http://schemas.microsoft.com/office/drawing/2016/5/10/chartex" xmlns:cx5="http://schemas.microsoft.com/office/drawing/2016/5/11/chartex" xmlns:cx6="http://schemas.microsoft.com/office/drawing/2016/5/12/chartex" xmlns:cx7="http://schemas.microsoft.com/office/drawing/2016/5/13/chartex" xmlns:cx8="http://schemas.microsoft.com/office/drawing/2016/5/14/chartex" xmlns:mc="http://schemas.openxmlformats.org/markup-compatibility/2006" xmlns:aink="http://schemas.microsoft.com/office/drawing/2016/ink" xmlns:am3d="http://schemas.microsoft.com/office/drawing/2017/model3d" xmlns:o="urn:schemas-microsoft-com:office:office" xmlns:oel="http://schemas.microsoft.com/office/2019/extlst" xmlns:r="http://schemas.openxmlformats.org/officeDocument/2006/relationships" xmlns:m="http://schemas.openxmlformats.org/officeDocument/2006/math" xmlns:v="urn:schemas-microsoft-com:vml" xmlns:wp14="http://schemas.microsoft.com/office/word/2010/wordprocessingDrawing" xmlns:wp="http://schemas.openxmlformats.org/drawingml/2006/wordprocessingDrawing" xmlns:w10="urn:schemas-microsoft-com:office:word" xmlns:w="http://schemas.openxmlformats.org/wordprocessingml/2006/main" xmlns:w14="http://schemas.microsoft.com/office/word/2010/wordml" xmlns:w15="http://schemas.microsoft.com/office/word/2012/wordml" xmlns:w16cex="http://schemas.microsoft.com/office/word/2018/wordml/cex" xmlns:w16cid="http://schemas.microsoft.com/office/word/2016/wordml/cid" xmlns:w16="http://schemas.microsoft.com/office/word/2018/wordml" xmlns:w16sdtdh="http://schemas.microsoft.com/office/word/2020/wordml/sdtdatahash" xmlns:w16se="http://schemas.microsoft.com/office/word/2015/wordml/symex" xmlns:wpg="http://schemas.microsoft.com/office/word/2010/wordprocessingGroup" xmlns:wpi="http://schemas.microsoft.com/office/word/2010/wordprocessingInk" xmlns:wne="http://schemas.microsoft.com/office/word/2006/wordml" xmlns:wps="http://schemas.microsoft.com/office/word/2010/wordprocessingShape" mc:Ignorable="w14 w15 w16se w16cid w16 w16cex w16sdtdh wp14">
+<w:hdr xmlns:wpc="http://schemas.microsoft.com/office/word/2010/wordprocessingCanvas" xmlns:cx="http://schemas.microsoft.com/office/drawing/2014/chartex" xmlns:cx1="http://schemas.microsoft.com/office/drawing/2015/9/8/chartex" xmlns:cx2="http://schemas.microsoft.com/office/drawing/2015/10/21/chartex" xmlns:cx3="http://schemas.microsoft.com/office/drawing/2016/5/9/chartex" xmlns:cx4="http://schemas.microsoft.com/office/drawing/2016/5/10/chartex" xmlns:cx5="http://schemas.microsoft.com/office/drawing/2016/5/11/chartex" xmlns:cx6="http://schemas.microsoft.com/office/drawing/2016/5/12/chartex" xmlns:cx7="http://schemas.microsoft.com/office/drawing/2016/5/13/chartex" xmlns:cx8="http://schemas.microsoft.com/office/drawing/2016/5/14/chartex" xmlns:mc="http://schemas.openxmlformats.org/markup-compatibility/2006" xmlns:aink="http://schemas.microsoft.com/office/drawing/2016/ink" xmlns:am3d="http://schemas.microsoft.com/office/drawing/2017/model3d" xmlns:o="urn:schemas-microsoft-com:office:office" xmlns:oel="http://schemas.microsoft.com/office/2019/extlst" xmlns:r="http://schemas.openxmlformats.org/officeDocument/2006/relationships" xmlns:m="http://schemas.openxmlformats.org/officeDocument/2006/math" xmlns:v="urn:schemas-microsoft-com:vml" xmlns:wp14="http://schemas.microsoft.com/office/word/2010/wordprocessingDrawing" xmlns:wp="http://schemas.openxmlformats.org/drawingml/2006/wordprocessingDrawing" xmlns:w10="urn:schemas-microsoft-com:office:word" xmlns:w="http://schemas.openxmlformats.org/wordprocessingml/2006/main" xmlns:w14="http://schemas.microsoft.com/office/word/2010/wordml" xmlns:w15="http://schemas.microsoft.com/office/word/2012/wordml" xmlns:w16cex="http://schemas.microsoft.com/office/word/2018/wordml/cex" xmlns:w16cid="http://schemas.microsoft.com/office/word/2016/wordml/cid" xmlns:w16="http://schemas.microsoft.com/office/word/2018/wordml" xmlns:w16du="http://schemas.microsoft.com/office/word/2023/wordml/word16du" xmlns:w16sdtdh="http://schemas.microsoft.com/office/word/2020/wordml/sdtdatahash" xmlns:w16se="http://schemas.microsoft.com/office/word/2015/wordml/symex" xmlns:wpg="http://schemas.microsoft.com/office/word/2010/wordprocessingGroup" xmlns:wpi="http://schemas.microsoft.com/office/word/2010/wordprocessingInk" xmlns:wne="http://schemas.microsoft.com/office/word/2006/wordml" xmlns:wps="http://schemas.microsoft.com/office/word/2010/wordprocessingShape" mc:Ignorable="w14 w15 w16se w16cid w16 w16cex w16sdtdh w16du wp14">
   <w:p>
     <w:pPr>
       <w:pStyle w:val="Kopfzeile"/>
@@ -1190,7 +1188,7 @@
 </file>
 
 <file path=word/header3.xml><?xml version="1.0" encoding="utf-8"?>
-<w:hdr xmlns:wpc="http://schemas.microsoft.com/office/word/2010/wordprocessingCanvas" xmlns:cx="http://schemas.microsoft.com/office/drawing/2014/chartex" xmlns:cx1="http://schemas.microsoft.com/office/drawing/2015/9/8/chartex" xmlns:cx2="http://schemas.microsoft.com/office/drawing/2015/10/21/chartex" xmlns:cx3="http://schemas.microsoft.com/office/drawing/2016/5/9/chartex" xmlns:cx4="http://schemas.microsoft.com/office/drawing/2016/5/10/chartex" xmlns:cx5="http://schemas.microsoft.com/office/drawing/2016/5/11/chartex" xmlns:cx6="http://schemas.microsoft.com/office/drawing/2016/5/12/chartex" xmlns:cx7="http://schemas.microsoft.com/office/drawing/2016/5/13/chartex" xmlns:cx8="http://schemas.microsoft.com/office/drawing/2016/5/14/chartex" xmlns:mc="http://schemas.openxmlformats.org/markup-compatibility/2006" xmlns:aink="http://schemas.microsoft.com/office/drawing/2016/ink" xmlns:am3d="http://schemas.microsoft.com/office/drawing/2017/model3d" xmlns:o="urn:schemas-microsoft-com:office:office" xmlns:oel="http://schemas.microsoft.com/office/2019/extlst" xmlns:r="http://schemas.openxmlformats.org/officeDocument/2006/relationships" xmlns:m="http://schemas.openxmlformats.org/officeDocument/2006/math" xmlns:v="urn:schemas-microsoft-com:vml" xmlns:wp14="http://schemas.microsoft.com/office/word/2010/wordprocessingDrawing" xmlns:wp="http://schemas.openxmlformats.org/drawingml/2006/wordprocessingDrawing" xmlns:w10="urn:schemas-microsoft-com:office:word" xmlns:w="http://schemas.openxmlformats.org/wordprocessingml/2006/main" xmlns:w14="http://schemas.microsoft.com/office/word/2010/wordml" xmlns:w15="http://schemas.microsoft.com/office/word/2012/wordml" xmlns:w16cex="http://schemas.microsoft.com/office/word/2018/wordml/cex" xmlns:w16cid="http://schemas.microsoft.com/office/word/2016/wordml/cid" xmlns:w16="http://schemas.microsoft.com/office/word/2018/wordml" xmlns:w16sdtdh="http://schemas.microsoft.com/office/word/2020/wordml/sdtdatahash" xmlns:w16se="http://schemas.microsoft.com/office/word/2015/wordml/symex" xmlns:wpg="http://schemas.microsoft.com/office/word/2010/wordprocessingGroup" xmlns:wpi="http://schemas.microsoft.com/office/word/2010/wordprocessingInk" xmlns:wne="http://schemas.microsoft.com/office/word/2006/wordml" xmlns:wps="http://schemas.microsoft.com/office/word/2010/wordprocessingShape" mc:Ignorable="w14 w15 w16se w16cid w16 w16cex w16sdtdh wp14">
+<w:hdr xmlns:wpc="http://schemas.microsoft.com/office/word/2010/wordprocessingCanvas" xmlns:cx="http://schemas.microsoft.com/office/drawing/2014/chartex" xmlns:cx1="http://schemas.microsoft.com/office/drawing/2015/9/8/chartex" xmlns:cx2="http://schemas.microsoft.com/office/drawing/2015/10/21/chartex" xmlns:cx3="http://schemas.microsoft.com/office/drawing/2016/5/9/chartex" xmlns:cx4="http://schemas.microsoft.com/office/drawing/2016/5/10/chartex" xmlns:cx5="http://schemas.microsoft.com/office/drawing/2016/5/11/chartex" xmlns:cx6="http://schemas.microsoft.com/office/drawing/2016/5/12/chartex" xmlns:cx7="http://schemas.microsoft.com/office/drawing/2016/5/13/chartex" xmlns:cx8="http://schemas.microsoft.com/office/drawing/2016/5/14/chartex" xmlns:mc="http://schemas.openxmlformats.org/markup-compatibility/2006" xmlns:aink="http://schemas.microsoft.com/office/drawing/2016/ink" xmlns:am3d="http://schemas.microsoft.com/office/drawing/2017/model3d" xmlns:o="urn:schemas-microsoft-com:office:office" xmlns:oel="http://schemas.microsoft.com/office/2019/extlst" xmlns:r="http://schemas.openxmlformats.org/officeDocument/2006/relationships" xmlns:m="http://schemas.openxmlformats.org/officeDocument/2006/math" xmlns:v="urn:schemas-microsoft-com:vml" xmlns:wp14="http://schemas.microsoft.com/office/word/2010/wordprocessingDrawing" xmlns:wp="http://schemas.openxmlformats.org/drawingml/2006/wordprocessingDrawing" xmlns:w10="urn:schemas-microsoft-com:office:word" xmlns:w="http://schemas.openxmlformats.org/wordprocessingml/2006/main" xmlns:w14="http://schemas.microsoft.com/office/word/2010/wordml" xmlns:w15="http://schemas.microsoft.com/office/word/2012/wordml" xmlns:w16cex="http://schemas.microsoft.com/office/word/2018/wordml/cex" xmlns:w16cid="http://schemas.microsoft.com/office/word/2016/wordml/cid" xmlns:w16="http://schemas.microsoft.com/office/word/2018/wordml" xmlns:w16du="http://schemas.microsoft.com/office/word/2023/wordml/word16du" xmlns:w16sdtdh="http://schemas.microsoft.com/office/word/2020/wordml/sdtdatahash" xmlns:w16se="http://schemas.microsoft.com/office/word/2015/wordml/symex" xmlns:wpg="http://schemas.microsoft.com/office/word/2010/wordprocessingGroup" xmlns:wpi="http://schemas.microsoft.com/office/word/2010/wordprocessingInk" xmlns:wne="http://schemas.microsoft.com/office/word/2006/wordml" xmlns:wps="http://schemas.microsoft.com/office/word/2010/wordprocessingShape" mc:Ignorable="w14 w15 w16se w16cid w16 w16cex w16sdtdh w16du wp14">
   <w:p>
     <w:pPr>
       <w:pStyle w:val="Kopfzeile"/>
@@ -1200,7 +1198,7 @@
 </file>
 
 <file path=word/styles.xml><?xml version="1.0" encoding="utf-8"?>
-<w:styles xmlns:mc="http://schemas.openxmlformats.org/markup-compatibility/2006" xmlns:r="http://schemas.openxmlformats.org/officeDocument/2006/relationships" xmlns:w="http://schemas.openxmlformats.org/wordprocessingml/2006/main" xmlns:w14="http://schemas.microsoft.com/office/word/2010/wordml" xmlns:w15="http://schemas.microsoft.com/office/word/2012/wordml" xmlns:w16cex="http://schemas.microsoft.com/office/word/2018/wordml/cex" xmlns:w16cid="http://schemas.microsoft.com/office/word/2016/wordml/cid" xmlns:w16="http://schemas.microsoft.com/office/word/2018/wordml" xmlns:w16sdtdh="http://schemas.microsoft.com/office/word/2020/wordml/sdtdatahash" xmlns:w16se="http://schemas.microsoft.com/office/word/2015/wordml/symex" mc:Ignorable="w14 w15 w16se w16cid w16 w16cex w16sdtdh">
+<w:styles xmlns:mc="http://schemas.openxmlformats.org/markup-compatibility/2006" xmlns:r="http://schemas.openxmlformats.org/officeDocument/2006/relationships" xmlns:w="http://schemas.openxmlformats.org/wordprocessingml/2006/main" xmlns:w14="http://schemas.microsoft.com/office/word/2010/wordml" xmlns:w15="http://schemas.microsoft.com/office/word/2012/wordml" xmlns:w16cex="http://schemas.microsoft.com/office/word/2018/wordml/cex" xmlns:w16cid="http://schemas.microsoft.com/office/word/2016/wordml/cid" xmlns:w16="http://schemas.microsoft.com/office/word/2018/wordml" xmlns:w16du="http://schemas.microsoft.com/office/word/2023/wordml/word16du" xmlns:w16sdtdh="http://schemas.microsoft.com/office/word/2020/wordml/sdtdatahash" xmlns:w16se="http://schemas.microsoft.com/office/word/2015/wordml/symex" mc:Ignorable="w14 w15 w16se w16cid w16 w16cex w16sdtdh w16du">
   <w:docDefaults>
     <w:rPrDefault>
       <w:rPr>

--- a/list_templates/liste.docx
+++ b/list_templates/liste.docx
@@ -373,20 +373,8 @@
                 <w:szCs w:val="18"/>
                 <w:lang w:eastAsia="de-DE"/>
               </w:rPr>
-              <w:t xml:space="preserve">Medikamente, Allergien </w:t>
-            </w:r>
-            <w:proofErr w:type="gramStart"/>
-            <w:r>
-              <w:rPr>
-                <w:rFonts w:eastAsia="Times New Roman" w:cstheme="minorHAnsi"/>
-                <w:color w:val="000000"/>
-                <w:sz w:val="18"/>
-                <w:szCs w:val="18"/>
-                <w:lang w:eastAsia="de-DE"/>
-              </w:rPr>
-              <w:t>o.ä</w:t>
-            </w:r>
-            <w:proofErr w:type="gramEnd"/>
+              <w:t>Medikamente, Allergien o.ä</w:t>
+            </w:r>
           </w:p>
         </w:tc>
       </w:tr>
@@ -1015,6 +1003,140 @@
     </w:tbl>
     <w:p>
       <w:pPr>
+        <w:rPr>
+          <w:rFonts w:cstheme="minorHAnsi"/>
+        </w:rPr>
+      </w:pPr>
+    </w:p>
+    <w:p>
+      <w:pPr>
+        <w:rPr>
+          <w:rFonts w:cstheme="minorHAnsi"/>
+        </w:rPr>
+      </w:pPr>
+    </w:p>
+    <w:p>
+      <w:pPr>
+        <w:rPr>
+          <w:rFonts w:cstheme="minorHAnsi"/>
+        </w:rPr>
+      </w:pPr>
+    </w:p>
+    <w:p>
+      <w:pPr>
+        <w:rPr>
+          <w:rFonts w:cstheme="minorHAnsi"/>
+        </w:rPr>
+      </w:pPr>
+    </w:p>
+    <w:p>
+      <w:pPr>
+        <w:rPr>
+          <w:rFonts w:cstheme="minorHAnsi"/>
+        </w:rPr>
+      </w:pPr>
+    </w:p>
+    <w:p>
+      <w:pPr>
+        <w:rPr>
+          <w:rFonts w:cstheme="minorHAnsi"/>
+        </w:rPr>
+      </w:pPr>
+    </w:p>
+    <w:p>
+      <w:pPr>
+        <w:rPr>
+          <w:rFonts w:cstheme="minorHAnsi"/>
+        </w:rPr>
+      </w:pPr>
+    </w:p>
+    <w:p>
+      <w:pPr>
+        <w:rPr>
+          <w:rFonts w:cstheme="minorHAnsi"/>
+        </w:rPr>
+      </w:pPr>
+    </w:p>
+    <w:p>
+      <w:pPr>
+        <w:rPr>
+          <w:rFonts w:cstheme="minorHAnsi"/>
+        </w:rPr>
+      </w:pPr>
+    </w:p>
+    <w:p>
+      <w:pPr>
+        <w:rPr>
+          <w:rFonts w:cstheme="minorHAnsi"/>
+        </w:rPr>
+      </w:pPr>
+    </w:p>
+    <w:p>
+      <w:pPr>
+        <w:rPr>
+          <w:rFonts w:cstheme="minorHAnsi"/>
+        </w:rPr>
+      </w:pPr>
+    </w:p>
+    <w:p>
+      <w:pPr>
+        <w:rPr>
+          <w:rFonts w:cstheme="minorHAnsi"/>
+        </w:rPr>
+      </w:pPr>
+    </w:p>
+    <w:p>
+      <w:pPr>
+        <w:rPr>
+          <w:rFonts w:cstheme="minorHAnsi"/>
+        </w:rPr>
+      </w:pPr>
+    </w:p>
+    <w:p>
+      <w:pPr>
+        <w:rPr>
+          <w:rFonts w:cstheme="minorHAnsi"/>
+        </w:rPr>
+      </w:pPr>
+    </w:p>
+    <w:p>
+      <w:pPr>
+        <w:rPr>
+          <w:rFonts w:cstheme="minorHAnsi"/>
+        </w:rPr>
+      </w:pPr>
+    </w:p>
+    <w:p>
+      <w:pPr>
+        <w:rPr>
+          <w:rFonts w:cstheme="minorHAnsi"/>
+        </w:rPr>
+      </w:pPr>
+    </w:p>
+    <w:p>
+      <w:pPr>
+        <w:rPr>
+          <w:rFonts w:cstheme="minorHAnsi"/>
+        </w:rPr>
+      </w:pPr>
+    </w:p>
+    <w:p>
+      <w:pPr>
+        <w:rPr>
+          <w:rFonts w:cstheme="minorHAnsi"/>
+        </w:rPr>
+      </w:pPr>
+    </w:p>
+    <w:p>
+      <w:pPr>
+        <w:rPr>
+          <w:rFonts w:cstheme="minorHAnsi"/>
+        </w:rPr>
+      </w:pPr>
+    </w:p>
+    <w:p>
+      <w:pPr>
+        <w:jc w:val="center"/>
         <w:rPr>
           <w:rFonts w:cstheme="minorHAnsi"/>
         </w:rPr>
@@ -1111,21 +1233,14 @@
         <w:r>
           <w:t>/</w:t>
         </w:r>
-        <w:r>
-          <w:fldChar w:fldCharType="begin"/>
-        </w:r>
-        <w:r>
-          <w:instrText>PAGE   \* MERGEFORMAT</w:instrText>
-        </w:r>
-        <w:r>
-          <w:fldChar w:fldCharType="separate"/>
-        </w:r>
-        <w:r>
-          <w:t>1</w:t>
-        </w:r>
-        <w:r>
-          <w:fldChar w:fldCharType="end"/>
-        </w:r>
+        <w:fldSimple w:instr=" NUMPAGES   \* MERGEFORMAT ">
+          <w:r>
+            <w:rPr>
+              <w:noProof/>
+            </w:rPr>
+            <w:t>1</w:t>
+          </w:r>
+        </w:fldSimple>
       </w:p>
     </w:sdtContent>
   </w:sdt>
